--- a/open_mahjong_web/client/public/rulebooks/jiujiang.docx
+++ b/open_mahjong_web/client/public/rulebooks/jiujiang.docx
@@ -8769,7 +8769,7 @@
           <w:szCs w:val="28"/>
           <w:lang w:val="en-US" w:eastAsia="zh-CN"/>
         </w:rPr>
-        <w:t>胡牌时，若点炮者/被自摸者未听牌，则需额外赔付胡牌者已亮明的花牌分。包括明箭刻、明杠、加杠、双明的红旗飘飘、已补的发财、四方来财。</w:t>
+        <w:t>胡牌时，若点炮者/被自摸者未听牌，则需额外赔付胡牌者，点炮者/被自摸者已亮明的花牌分。包括明箭刻、明杠、加杠、双明的红旗飘飘、已补的发财、四方来财；其中，已补的复数个发财只计一次。</w:t>
       </w:r>
     </w:p>
     <w:p>
